--- a/media/F2111/output_dir/测评对象.docx
+++ b/media/F2111/output_dir/测评对象.docx
@@ -4,10 +4,10 @@
   <w:body>
     <w:p>
       <w:pPr>
-        <w:pStyle w:val="aff2"/>
-        <w:ind w:firstLine="480"/>
+        <w:pStyle w:val="RC"/>
+        <w:adjustRightInd w:val="0"/>
         <w:rPr>
-          <w:szCs w:val="24"/>
+          <w:rFonts w:cs="Times New Roman" w:hint="eastAsia"/>
         </w:rPr>
       </w:pPr>
       <w:r>
@@ -211,6 +211,12 @@
         </w:rPr>
         <w:t>……</w:t>
       </w:r>
+      <w:r>
+        <w:rPr>
+          <w:rFonts w:cs="Times New Roman"/>
+        </w:rPr>
+        <w:t>。</w:t>
+      </w:r>
     </w:p>
     <w:p>
       <w:pPr>
@@ -287,132 +293,107 @@
     </w:p>
     <w:p>
       <w:pPr>
-        <w:pStyle w:val="af0"/>
         <w:jc w:val="center"/>
-        <w:rPr>
-          <w:rFonts w:ascii="Times New Roman" w:hAnsi="Times New Roman" w:cs="Times New Roman"/>
-          <w:color w:val="548DD4" w:themeColor="text2" w:themeTint="99"/>
-          <w:sz w:val="21"/>
-          <w:szCs w:val="21"/>
-        </w:rPr>
       </w:pPr>
       <w:r>
         <w:rPr>
-          <w:rFonts w:ascii="Times New Roman" w:hAnsi="Times New Roman" w:cs="Times New Roman"/>
+          <w:rFonts w:eastAsia="黑体"/>
         </w:rPr>
         <w:t>图</w:t>
       </w:r>
       <w:r>
         <w:rPr>
-          <w:rFonts w:ascii="Times New Roman" w:hAnsi="Times New Roman" w:cs="Times New Roman"/>
+          <w:rFonts w:eastAsia="黑体"/>
         </w:rPr>
         <w:fldChar w:fldCharType="begin"/>
       </w:r>
       <w:r>
         <w:rPr>
-          <w:rFonts w:ascii="Times New Roman" w:hAnsi="Times New Roman" w:cs="Times New Roman"/>
+          <w:rFonts w:eastAsia="黑体"/>
         </w:rPr>
         <w:instrText xml:space="preserve"> STYLEREF 1 \s </w:instrText>
       </w:r>
       <w:r>
         <w:rPr>
-          <w:rFonts w:ascii="Times New Roman" w:hAnsi="Times New Roman" w:cs="Times New Roman"/>
+          <w:rFonts w:eastAsia="黑体"/>
         </w:rPr>
         <w:fldChar w:fldCharType="separate"/>
       </w:r>
       <w:r>
         <w:rPr>
-          <w:rFonts w:ascii="Times New Roman" w:hAnsi="Times New Roman" w:cs="Times New Roman"/>
+          <w:rFonts w:eastAsia="黑体"/>
           <w:noProof/>
         </w:rPr>
         <w:t>5</w:t>
       </w:r>
       <w:r>
         <w:rPr>
-          <w:rFonts w:ascii="Times New Roman" w:hAnsi="Times New Roman" w:cs="Times New Roman"/>
+          <w:rFonts w:eastAsia="黑体"/>
         </w:rPr>
         <w:fldChar w:fldCharType="end"/>
       </w:r>
       <w:r>
         <w:rPr>
-          <w:rFonts w:ascii="Times New Roman" w:hAnsi="Times New Roman" w:cs="Times New Roman"/>
+          <w:rFonts w:eastAsia="黑体"/>
         </w:rPr>
         <w:noBreakHyphen/>
       </w:r>
       <w:r>
         <w:rPr>
-          <w:rFonts w:ascii="Times New Roman" w:hAnsi="Times New Roman" w:cs="Times New Roman"/>
+          <w:rFonts w:eastAsia="黑体"/>
         </w:rPr>
         <w:fldChar w:fldCharType="begin"/>
       </w:r>
       <w:r>
         <w:rPr>
-          <w:rFonts w:ascii="Times New Roman" w:hAnsi="Times New Roman" w:cs="Times New Roman"/>
+          <w:rFonts w:eastAsia="黑体"/>
         </w:rPr>
         <w:instrText xml:space="preserve"> SEQ </w:instrText>
       </w:r>
       <w:r>
         <w:rPr>
-          <w:rFonts w:ascii="Times New Roman" w:hAnsi="Times New Roman" w:cs="Times New Roman"/>
+          <w:rFonts w:eastAsia="黑体"/>
         </w:rPr>
         <w:instrText>图</w:instrText>
       </w:r>
       <w:r>
         <w:rPr>
-          <w:rFonts w:ascii="Times New Roman" w:hAnsi="Times New Roman" w:cs="Times New Roman"/>
+          <w:rFonts w:eastAsia="黑体"/>
         </w:rPr>
         <w:instrText xml:space="preserve"> \* ARABIC \s 1 </w:instrText>
       </w:r>
       <w:r>
         <w:rPr>
-          <w:rFonts w:ascii="Times New Roman" w:hAnsi="Times New Roman" w:cs="Times New Roman"/>
+          <w:rFonts w:eastAsia="黑体"/>
         </w:rPr>
         <w:fldChar w:fldCharType="separate"/>
       </w:r>
       <w:r>
         <w:rPr>
-          <w:rFonts w:ascii="Times New Roman" w:hAnsi="Times New Roman" w:cs="Times New Roman"/>
+          <w:rFonts w:eastAsia="黑体"/>
           <w:noProof/>
         </w:rPr>
         <w:t>1</w:t>
       </w:r>
       <w:r>
         <w:rPr>
-          <w:rFonts w:ascii="Times New Roman" w:hAnsi="Times New Roman" w:cs="Times New Roman"/>
+          <w:rFonts w:eastAsia="黑体"/>
         </w:rPr>
         <w:fldChar w:fldCharType="end"/>
       </w:r>
       <w:r>
         <w:rPr>
-          <w:rFonts w:ascii="Times New Roman" w:hAnsi="Times New Roman" w:cs="Times New Roman"/>
-          <w:sz w:val="21"/>
+          <w:rFonts w:eastAsia="黑体"/>
           <w:szCs w:val="21"/>
         </w:rPr>
         <w:t xml:space="preserve"/>
       </w:r>
       <w:r>
         <w:rPr>
-          <w:rFonts w:ascii="Times New Roman" w:hAnsi="Times New Roman" w:cs="Times New Roman" w:hint="eastAsia"/>
-          <w:sz w:val="21"/>
+          <w:rFonts w:eastAsia="黑体"/>
           <w:szCs w:val="21"/>
         </w:rPr>
-        <w:t>软</w:t>
-      </w:r>
-      <w:r>
-        <w:rPr>
-          <w:rFonts w:ascii="Times New Roman" w:hAnsi="Times New Roman" w:cs="Times New Roman"/>
-          <w:sz w:val="21"/>
-          <w:szCs w:val="21"/>
-        </w:rPr>
-        <w:t>件</w:t>
-      </w:r>
-      <w:r>
-        <w:rPr>
-          <w:rFonts w:ascii="Times New Roman" w:hAnsi="Times New Roman" w:cs="Times New Roman"/>
-          <w:sz w:val="21"/>
-          <w:szCs w:val="21"/>
-        </w:rPr>
-        <w:t>组成及接口图</w:t>
+        <w:t>软件组成及接口图</w:t>
       </w:r>
     </w:p>
     <w:sectPr>
@@ -16663,6 +16644,34 @@
       <w:color w:val="666666"/>
     </w:rPr>
   </w:style>
+  <w:style w:type="paragraph" w:customStyle="1" w:styleId="RC">
+    <w:name w:val="RC正文"/>
+    <w:basedOn w:val="aa"/>
+    <w:link w:val="RCChar"/>
+    <w:rsid w:val="00E514DE"/>
+    <w:pPr>
+      <w:spacing w:line="360" w:lineRule="auto"/>
+      <w:ind w:firstLineChars="200" w:firstLine="480"/>
+    </w:pPr>
+    <w:rPr>
+      <w:rFonts w:eastAsiaTheme="minorEastAsia" w:cstheme="minorBidi"/>
+      <w:sz w:val="24"/>
+      <w:szCs w:val="22"/>
+    </w:rPr>
+  </w:style>
+  <w:style w:type="character" w:customStyle="1" w:styleId="RCChar">
+    <w:name w:val="RC正文 Char"/>
+    <w:basedOn w:val="ab"/>
+    <w:link w:val="RC"/>
+    <w:qFormat/>
+    <w:rsid w:val="00E514DE"/>
+    <w:rPr>
+      <w:rFonts w:eastAsiaTheme="minorEastAsia" w:cstheme="minorBidi"/>
+      <w:kern w:val="2"/>
+      <w:sz w:val="24"/>
+      <w:szCs w:val="22"/>
+    </w:rPr>
+  </w:style>
 </w:styles>
 </file>
 
